--- a/Test Automation Framework/Jenkins-JAVA.docx
+++ b/Test Automation Framework/Jenkins-JAVA.docx
@@ -2,117 +2,6 @@
 <file path=word/document.xml><?xml version="1.0" encoding="utf-8"?>
 <w:document xmlns:wpc="http://schemas.microsoft.com/office/word/2010/wordprocessingCanvas" xmlns:cx="http://schemas.microsoft.com/office/drawing/2014/chartex" xmlns:cx1="http://schemas.microsoft.com/office/drawing/2015/9/8/chartex" xmlns:cx2="http://schemas.microsoft.com/office/drawing/2015/10/21/chartex" xmlns:cx3="http://schemas.microsoft.com/office/drawing/2016/5/9/chartex" xmlns:cx4="http://schemas.microsoft.com/office/drawing/2016/5/10/chartex" xmlns:cx5="http://schemas.microsoft.com/office/drawing/2016/5/11/chartex" xmlns:cx6="http://schemas.microsoft.com/office/drawing/2016/5/12/chartex" xmlns:cx7="http://schemas.microsoft.com/office/drawing/2016/5/13/chartex" xmlns:cx8="http://schemas.microsoft.com/office/drawing/2016/5/14/chartex" xmlns:mc="http://schemas.openxmlformats.org/markup-compatibility/2006" xmlns:aink="http://schemas.microsoft.com/office/drawing/2016/ink" xmlns:am3d="http://schemas.microsoft.com/office/drawing/2017/model3d" xmlns:o="urn:schemas-microsoft-com:office:office" xmlns:oel="http://schemas.microsoft.com/office/2019/extlst" xmlns:r="http://schemas.openxmlformats.org/officeDocument/2006/relationships" xmlns:m="http://schemas.openxmlformats.org/officeDocument/2006/math" xmlns:v="urn:schemas-microsoft-com:vml" xmlns:wp14="http://schemas.microsoft.com/office/word/2010/wordprocessingDrawing" xmlns:wp="http://schemas.openxmlformats.org/drawingml/2006/wordprocessingDrawing" xmlns:w10="urn:schemas-microsoft-com:office:word" xmlns:w="http://schemas.openxmlformats.org/wordprocessingml/2006/main" xmlns:w14="http://schemas.microsoft.com/office/word/2010/wordml" xmlns:w15="http://schemas.microsoft.com/office/word/2012/wordml" xmlns:w16cex="http://schemas.microsoft.com/office/word/2018/wordml/cex" xmlns:w16cid="http://schemas.microsoft.com/office/word/2016/wordml/cid" xmlns:w16="http://schemas.microsoft.com/office/word/2018/wordml" xmlns:w16du="http://schemas.microsoft.com/office/word/2023/wordml/word16du" xmlns:w16sdtdh="http://schemas.microsoft.com/office/word/2020/wordml/sdtdatahash" xmlns:w16sdtfl="http://schemas.microsoft.com/office/word/2024/wordml/sdtformatlock" xmlns:w16se="http://schemas.microsoft.com/office/word/2015/wordml/symex" xmlns:wpg="http://schemas.microsoft.com/office/word/2010/wordprocessingGroup" xmlns:wpi="http://schemas.microsoft.com/office/word/2010/wordprocessingInk" xmlns:wne="http://schemas.microsoft.com/office/word/2006/wordml" xmlns:wps="http://schemas.microsoft.com/office/word/2010/wordprocessingShape" mc:Ignorable="w14 w15 w16se w16cid w16 w16cex w16sdtdh w16sdtfl w16du wp14">
   <w:body>
-    <w:p>
-      <w:pPr>
-        <w:spacing w:before="100" w:beforeAutospacing="1" w:after="100" w:afterAutospacing="1" w:line="240" w:lineRule="auto"/>
-        <w:rPr>
-          <w:rFonts w:ascii="Times New Roman" w:eastAsia="Times New Roman" w:hAnsi="Times New Roman" w:cs="Times New Roman"/>
-          <w:kern w:val="0"/>
-          <w:lang w:eastAsia="en-IN"/>
-          <w14:ligatures w14:val="none"/>
-        </w:rPr>
-      </w:pPr>
-      <w:r>
-        <w:rPr>
-          <w:rFonts w:ascii="Times New Roman" w:eastAsia="Times New Roman" w:hAnsi="Times New Roman" w:cs="Times New Roman"/>
-          <w:kern w:val="0"/>
-          <w:lang w:eastAsia="en-IN"/>
-          <w14:ligatures w14:val="none"/>
-        </w:rPr>
-        <w:t xml:space="preserve">Perfect timing, Harish </w:t>
-      </w:r>
-      <w:r>
-        <w:rPr>
-          <w:rFonts w:ascii="Segoe UI Emoji" w:eastAsia="Times New Roman" w:hAnsi="Segoe UI Emoji" w:cs="Segoe UI Emoji"/>
-          <w:kern w:val="0"/>
-          <w:lang w:eastAsia="en-IN"/>
-          <w14:ligatures w14:val="none"/>
-        </w:rPr>
-        <w:t>👍</w:t>
-      </w:r>
-      <w:r>
-        <w:rPr>
-          <w:rFonts w:ascii="Times New Roman" w:eastAsia="Times New Roman" w:hAnsi="Times New Roman" w:cs="Times New Roman"/>
-          <w:kern w:val="0"/>
-          <w:lang w:eastAsia="en-IN"/>
-          <w14:ligatures w14:val="none"/>
-        </w:rPr>
-        <w:br/>
-        <w:t xml:space="preserve">Learning </w:t>
-      </w:r>
-      <w:r>
-        <w:rPr>
-          <w:rFonts w:ascii="Times New Roman" w:eastAsia="Times New Roman" w:hAnsi="Times New Roman" w:cs="Times New Roman"/>
-          <w:b/>
-          <w:bCs/>
-          <w:kern w:val="0"/>
-          <w:lang w:eastAsia="en-IN"/>
-          <w14:ligatures w14:val="none"/>
-        </w:rPr>
-        <w:t>Jenkins</w:t>
-      </w:r>
-      <w:r>
-        <w:rPr>
-          <w:rFonts w:ascii="Times New Roman" w:eastAsia="Times New Roman" w:hAnsi="Times New Roman" w:cs="Times New Roman"/>
-          <w:kern w:val="0"/>
-          <w:lang w:eastAsia="en-IN"/>
-          <w14:ligatures w14:val="none"/>
-        </w:rPr>
-        <w:t xml:space="preserve"> is a must for an automation engineer, especially if you’re targeting CI/CD + DevOps awareness.</w:t>
-      </w:r>
-      <w:r>
-        <w:rPr>
-          <w:rFonts w:ascii="Times New Roman" w:eastAsia="Times New Roman" w:hAnsi="Times New Roman" w:cs="Times New Roman"/>
-          <w:kern w:val="0"/>
-          <w:lang w:eastAsia="en-IN"/>
-          <w14:ligatures w14:val="none"/>
-        </w:rPr>
-        <w:br/>
-        <w:t xml:space="preserve">Let me guide you step by step from </w:t>
-      </w:r>
-      <w:r>
-        <w:rPr>
-          <w:rFonts w:ascii="Times New Roman" w:eastAsia="Times New Roman" w:hAnsi="Times New Roman" w:cs="Times New Roman"/>
-          <w:b/>
-          <w:bCs/>
-          <w:kern w:val="0"/>
-          <w:lang w:eastAsia="en-IN"/>
-          <w14:ligatures w14:val="none"/>
-        </w:rPr>
-        <w:t>zero → hands-on</w:t>
-      </w:r>
-      <w:r>
-        <w:rPr>
-          <w:rFonts w:ascii="Times New Roman" w:eastAsia="Times New Roman" w:hAnsi="Times New Roman" w:cs="Times New Roman"/>
-          <w:kern w:val="0"/>
-          <w:lang w:eastAsia="en-IN"/>
-          <w14:ligatures w14:val="none"/>
-        </w:rPr>
-        <w:t>.</w:t>
-      </w:r>
-    </w:p>
-    <w:p>
-      <w:pPr>
-        <w:spacing w:after="0" w:line="240" w:lineRule="auto"/>
-        <w:rPr>
-          <w:rFonts w:ascii="Times New Roman" w:eastAsia="Times New Roman" w:hAnsi="Times New Roman" w:cs="Times New Roman"/>
-          <w:kern w:val="0"/>
-          <w:lang w:eastAsia="en-IN"/>
-          <w14:ligatures w14:val="none"/>
-        </w:rPr>
-      </w:pPr>
-      <w:r>
-        <w:rPr>
-          <w:rFonts w:ascii="Times New Roman" w:eastAsia="Times New Roman" w:hAnsi="Times New Roman" w:cs="Times New Roman"/>
-          <w:kern w:val="0"/>
-          <w:lang w:eastAsia="en-IN"/>
-          <w14:ligatures w14:val="none"/>
-        </w:rPr>
-        <w:pict w14:anchorId="106BF7E2">
-          <v:rect id="_x0000_i1256" style="width:0;height:1.5pt" o:hralign="center" o:hrstd="t" o:hr="t" fillcolor="#a0a0a0" stroked="f"/>
-        </w:pict>
-      </w:r>
-    </w:p>
     <w:p>
       <w:pPr>
         <w:spacing w:before="100" w:beforeAutospacing="1" w:after="100" w:afterAutospacing="1" w:line="240" w:lineRule="auto"/>
@@ -406,7 +295,7 @@
           <w14:ligatures w14:val="none"/>
         </w:rPr>
         <w:pict w14:anchorId="191164DB">
-          <v:rect id="_x0000_i1257" style="width:0;height:1.5pt" o:hralign="center" o:hrstd="t" o:hr="t" fillcolor="#a0a0a0" stroked="f"/>
+          <v:rect id="_x0000_i1026" style="width:0;height:1.5pt" o:hralign="center" o:hrstd="t" o:hr="t" fillcolor="#a0a0a0" stroked="f"/>
         </w:pict>
       </w:r>
     </w:p>
@@ -776,7 +665,7 @@
           <w14:ligatures w14:val="none"/>
         </w:rPr>
         <w:pict w14:anchorId="4B56F189">
-          <v:rect id="_x0000_i1258" style="width:0;height:1.5pt" o:hralign="center" o:hrstd="t" o:hr="t" fillcolor="#a0a0a0" stroked="f"/>
+          <v:rect id="_x0000_i1027" style="width:0;height:1.5pt" o:hralign="center" o:hrstd="t" o:hr="t" fillcolor="#a0a0a0" stroked="f"/>
         </w:pict>
       </w:r>
     </w:p>
@@ -972,7 +861,7 @@
           <w14:ligatures w14:val="none"/>
         </w:rPr>
         <w:pict w14:anchorId="617CF5A6">
-          <v:rect id="_x0000_i1259" style="width:0;height:1.5pt" o:hralign="center" o:hrstd="t" o:hr="t" fillcolor="#a0a0a0" stroked="f"/>
+          <v:rect id="_x0000_i1028" style="width:0;height:1.5pt" o:hralign="center" o:hrstd="t" o:hr="t" fillcolor="#a0a0a0" stroked="f"/>
         </w:pict>
       </w:r>
     </w:p>
@@ -1002,7 +891,6 @@
           <w:lang w:eastAsia="en-IN"/>
           <w14:ligatures w14:val="none"/>
         </w:rPr>
-        <w:lastRenderedPageBreak/>
         <w:t>🔹</w:t>
       </w:r>
       <w:r>
@@ -1162,6 +1050,7 @@
           <w:lang w:eastAsia="en-IN"/>
           <w14:ligatures w14:val="none"/>
         </w:rPr>
+        <w:lastRenderedPageBreak/>
         <w:t>Build Step</w:t>
       </w:r>
       <w:r>
@@ -1300,7 +1189,7 @@
           <w14:ligatures w14:val="none"/>
         </w:rPr>
         <w:pict w14:anchorId="11E8DC31">
-          <v:rect id="_x0000_i1260" style="width:0;height:1.5pt" o:hralign="center" o:hrstd="t" o:hr="t" fillcolor="#a0a0a0" stroked="f"/>
+          <v:rect id="_x0000_i1029" style="width:0;height:1.5pt" o:hralign="center" o:hrstd="t" o:hr="t" fillcolor="#a0a0a0" stroked="f"/>
         </w:pict>
       </w:r>
     </w:p>
@@ -1496,7 +1385,7 @@
           <w14:ligatures w14:val="none"/>
         </w:rPr>
         <w:pict w14:anchorId="2D53F315">
-          <v:rect id="_x0000_i1261" style="width:0;height:1.5pt" o:hralign="center" o:hrstd="t" o:hr="t" fillcolor="#a0a0a0" stroked="f"/>
+          <v:rect id="_x0000_i1030" style="width:0;height:1.5pt" o:hralign="center" o:hrstd="t" o:hr="t" fillcolor="#a0a0a0" stroked="f"/>
         </w:pict>
       </w:r>
     </w:p>
@@ -1705,7 +1594,7 @@
           <w14:ligatures w14:val="none"/>
         </w:rPr>
         <w:pict w14:anchorId="08A137B6">
-          <v:rect id="_x0000_i1262" style="width:0;height:1.5pt" o:hralign="center" o:hrstd="t" o:hr="t" fillcolor="#a0a0a0" stroked="f"/>
+          <v:rect id="_x0000_i1031" style="width:0;height:1.5pt" o:hralign="center" o:hrstd="t" o:hr="t" fillcolor="#a0a0a0" stroked="f"/>
         </w:pict>
       </w:r>
     </w:p>
@@ -2368,31 +2257,7 @@
           <w:lang w:eastAsia="en-IN"/>
           <w14:ligatures w14:val="none"/>
         </w:rPr>
-        <w:t xml:space="preserve"> '</w:t>
-      </w:r>
-      <w:proofErr w:type="spellStart"/>
-      <w:r>
-        <w:rPr>
-          <w:rFonts w:ascii="Courier New" w:eastAsia="Times New Roman" w:hAnsi="Courier New" w:cs="Courier New"/>
-          <w:kern w:val="0"/>
-          <w:sz w:val="20"/>
-          <w:szCs w:val="20"/>
-          <w:lang w:eastAsia="en-IN"/>
-          <w14:ligatures w14:val="none"/>
-        </w:rPr>
-        <w:t>mvn</w:t>
-      </w:r>
-      <w:proofErr w:type="spellEnd"/>
-      <w:r>
-        <w:rPr>
-          <w:rFonts w:ascii="Courier New" w:eastAsia="Times New Roman" w:hAnsi="Courier New" w:cs="Courier New"/>
-          <w:kern w:val="0"/>
-          <w:sz w:val="20"/>
-          <w:szCs w:val="20"/>
-          <w:lang w:eastAsia="en-IN"/>
-          <w14:ligatures w14:val="none"/>
-        </w:rPr>
-        <w:t xml:space="preserve"> clean install'</w:t>
+        <w:t xml:space="preserve"> 'mvn clean install'</w:t>
       </w:r>
     </w:p>
     <w:p>
@@ -2518,7 +2383,6 @@
           <w:lang w:eastAsia="en-IN"/>
           <w14:ligatures w14:val="none"/>
         </w:rPr>
-        <w:lastRenderedPageBreak/>
         <w:t xml:space="preserve">        stage('Test') {</w:t>
       </w:r>
     </w:p>
@@ -2627,31 +2491,7 @@
           <w:lang w:eastAsia="en-IN"/>
           <w14:ligatures w14:val="none"/>
         </w:rPr>
-        <w:t xml:space="preserve"> '</w:t>
-      </w:r>
-      <w:proofErr w:type="spellStart"/>
-      <w:r>
-        <w:rPr>
-          <w:rFonts w:ascii="Courier New" w:eastAsia="Times New Roman" w:hAnsi="Courier New" w:cs="Courier New"/>
-          <w:kern w:val="0"/>
-          <w:sz w:val="20"/>
-          <w:szCs w:val="20"/>
-          <w:lang w:eastAsia="en-IN"/>
-          <w14:ligatures w14:val="none"/>
-        </w:rPr>
-        <w:t>mvn</w:t>
-      </w:r>
-      <w:proofErr w:type="spellEnd"/>
-      <w:r>
-        <w:rPr>
-          <w:rFonts w:ascii="Courier New" w:eastAsia="Times New Roman" w:hAnsi="Courier New" w:cs="Courier New"/>
-          <w:kern w:val="0"/>
-          <w:sz w:val="20"/>
-          <w:szCs w:val="20"/>
-          <w:lang w:eastAsia="en-IN"/>
-          <w14:ligatures w14:val="none"/>
-        </w:rPr>
-        <w:t xml:space="preserve"> test -</w:t>
+        <w:t xml:space="preserve"> 'mvn test -</w:t>
       </w:r>
       <w:proofErr w:type="spellStart"/>
       <w:r>
@@ -3023,6 +2863,7 @@
           <w:lang w:eastAsia="en-IN"/>
           <w14:ligatures w14:val="none"/>
         </w:rPr>
+        <w:lastRenderedPageBreak/>
         <w:t xml:space="preserve">            }</w:t>
       </w:r>
     </w:p>
@@ -3170,7 +3011,7 @@
           <w14:ligatures w14:val="none"/>
         </w:rPr>
         <w:pict w14:anchorId="2BE2F4BF">
-          <v:rect id="_x0000_i1263" style="width:0;height:1.5pt" o:hralign="center" o:hrstd="t" o:hr="t" fillcolor="#a0a0a0" stroked="f"/>
+          <v:rect id="_x0000_i1032" style="width:0;height:1.5pt" o:hralign="center" o:hrstd="t" o:hr="t" fillcolor="#a0a0a0" stroked="f"/>
         </w:pict>
       </w:r>
     </w:p>
@@ -3322,7 +3163,7 @@
           <w14:ligatures w14:val="none"/>
         </w:rPr>
         <w:pict w14:anchorId="3CD3FCA2">
-          <v:rect id="_x0000_i1264" style="width:0;height:1.5pt" o:hralign="center" o:hrstd="t" o:hr="t" fillcolor="#a0a0a0" stroked="f"/>
+          <v:rect id="_x0000_i1033" style="width:0;height:1.5pt" o:hralign="center" o:hrstd="t" o:hr="t" fillcolor="#a0a0a0" stroked="f"/>
         </w:pict>
       </w:r>
     </w:p>
@@ -3458,7 +3299,7 @@
           <w14:ligatures w14:val="none"/>
         </w:rPr>
         <w:pict w14:anchorId="2B8FA400">
-          <v:rect id="_x0000_i1265" style="width:0;height:1.5pt" o:hralign="center" o:hrstd="t" o:hr="t" fillcolor="#a0a0a0" stroked="f"/>
+          <v:rect id="_x0000_i1034" style="width:0;height:1.5pt" o:hralign="center" o:hrstd="t" o:hr="t" fillcolor="#a0a0a0" stroked="f"/>
         </w:pict>
       </w:r>
     </w:p>
@@ -3720,7 +3561,7 @@
           <w14:ligatures w14:val="none"/>
         </w:rPr>
         <w:pict w14:anchorId="409362FA">
-          <v:rect id="_x0000_i1266" style="width:0;height:1.5pt" o:hralign="center" o:hrstd="t" o:hr="t" fillcolor="#a0a0a0" stroked="f"/>
+          <v:rect id="_x0000_i1035" style="width:0;height:1.5pt" o:hralign="center" o:hrstd="t" o:hr="t" fillcolor="#a0a0a0" stroked="f"/>
         </w:pict>
       </w:r>
     </w:p>
@@ -6844,6 +6685,7 @@
   <w:style w:type="character" w:default="1" w:styleId="DefaultParagraphFont">
     <w:name w:val="Default Paragraph Font"/>
     <w:uiPriority w:val="1"/>
+    <w:semiHidden/>
     <w:unhideWhenUsed/>
   </w:style>
   <w:style w:type="table" w:default="1" w:styleId="TableNormal">
